--- a/RVfpga/RVfpgaEL2/RVfpga_NexysVideo-NoDDR/Labs/Lab04/RVfpga_Lab04_VeeR-EL2_NexysVideo-NoDDR.docx
+++ b/RVfpga/RVfpgaEL2/RVfpga_NexysVideo-NoDDR/Labs/Lab04/RVfpga_Lab04_VeeR-EL2_NexysVideo-NoDDR.docx
@@ -697,7 +697,7 @@
           <w:i/>
           <w:iCs/>
         </w:rPr>
-        <w:t>[</w:t>
+        <w:t>[RVfpgaEL2</w:t>
       </w:r>
       <w:r>
         <w:rPr>
@@ -705,7 +705,7 @@
           <w:i/>
           <w:iCs/>
         </w:rPr>
-        <w:t>RVfpgaEL2NexysA7DDRPath</w:t>
+        <w:t>Nexys Video</w:t>
       </w:r>
       <w:r>
         <w:rPr>
@@ -713,7 +713,7 @@
           <w:i/>
           <w:iCs/>
         </w:rPr>
-        <w:t>]</w:t>
+        <w:t>VideoNoDDRPath]</w:t>
       </w:r>
       <w:r>
         <w:rPr>
@@ -3231,7 +3231,7 @@
           <w:i/>
           <w:iCs/>
         </w:rPr>
-        <w:t>[</w:t>
+        <w:t>[RVfpgaEL2</w:t>
       </w:r>
       <w:r>
         <w:rPr>
@@ -3239,7 +3239,7 @@
           <w:i/>
           <w:iCs/>
         </w:rPr>
-        <w:t>RVfpgaEL2NexysA7DDRPath</w:t>
+        <w:t>Nexys Video</w:t>
       </w:r>
       <w:r>
         <w:rPr>
@@ -3247,7 +3247,7 @@
           <w:i/>
           <w:iCs/>
         </w:rPr>
-        <w:t>]</w:t>
+        <w:t>VideoNoDDRPath]</w:t>
       </w:r>
       <w:r>
         <w:rPr>
@@ -3387,7 +3387,13 @@
         <w:rPr>
           <w:rFonts w:eastAsia="Arial" w:cs="Arial"/>
         </w:rPr>
-        <w:t xml:space="preserve">NexysA7 </w:t>
+        <w:t>Nexys Video</w:t>
+      </w:r>
+      <w:r>
+        <w:rPr>
+          <w:rFonts w:eastAsia="Arial" w:cs="Arial"/>
+        </w:rPr>
+        <w:t xml:space="preserve">A7 </w:t>
       </w:r>
       <w:r>
         <w:rPr>
@@ -3531,19 +3537,25 @@
         <w:rPr>
           <w:rFonts w:ascii="Courier New" w:hAnsi="Courier New" w:cs="Courier New"/>
         </w:rPr>
-        <w:t>[</w:t>
-      </w:r>
-      <w:r>
-        <w:rPr>
-          <w:rFonts w:ascii="Courier New" w:hAnsi="Courier New" w:cs="Courier New"/>
-        </w:rPr>
-        <w:t>RVfpgaEL2NexysA7DDRPath</w:t>
-      </w:r>
-      <w:r>
-        <w:rPr>
-          <w:rFonts w:ascii="Courier New" w:hAnsi="Courier New" w:cs="Courier New"/>
-        </w:rPr>
-        <w:t>]/Labs/Lab04/ImageProcessing/</w:t>
+        <w:t>[RVfpgaEL2</w:t>
+      </w:r>
+      <w:r>
+        <w:rPr>
+          <w:rFonts w:ascii="Courier New" w:hAnsi="Courier New" w:cs="Courier New"/>
+        </w:rPr>
+        <w:t>Nexys Video</w:t>
+      </w:r>
+      <w:r>
+        <w:rPr>
+          <w:rFonts w:ascii="Courier New" w:hAnsi="Courier New" w:cs="Courier New"/>
+        </w:rPr>
+        <w:t>VideoNoDDRPath]</w:t>
+      </w:r>
+      <w:r>
+        <w:rPr>
+          <w:rFonts w:ascii="Courier New" w:hAnsi="Courier New" w:cs="Courier New"/>
+        </w:rPr>
+        <w:t>/Labs/Lab04/ImageProcessing/</w:t>
       </w:r>
       <w:r>
         <w:rPr>
@@ -3718,7 +3730,7 @@
           <w:sz w:val="19"/>
           <w:szCs w:val="19"/>
         </w:rPr>
-        <w:t>[</w:t>
+        <w:t>[RVfpgaEL2</w:t>
       </w:r>
       <w:r>
         <w:rPr>
@@ -3728,7 +3740,7 @@
           <w:sz w:val="19"/>
           <w:szCs w:val="19"/>
         </w:rPr>
-        <w:t>RVfpgaEL2NexysA7DDRPath</w:t>
+        <w:t>Nexys Video</w:t>
       </w:r>
       <w:r>
         <w:rPr>
@@ -3738,7 +3750,7 @@
           <w:sz w:val="19"/>
           <w:szCs w:val="19"/>
         </w:rPr>
-        <w:t>]</w:t>
+        <w:t>VideoNoDDRPath]</w:t>
       </w:r>
       <w:r>
         <w:rPr>
@@ -3980,21 +3992,21 @@
           <w:rFonts w:ascii="Courier New" w:hAnsi="Courier New" w:cs="Courier New"/>
           <w:i/>
         </w:rPr>
-        <w:t>[</w:t>
+        <w:t>[RVfpgaEL2</w:t>
       </w:r>
       <w:r>
         <w:rPr>
           <w:rFonts w:ascii="Courier New" w:hAnsi="Courier New" w:cs="Courier New"/>
           <w:i/>
         </w:rPr>
-        <w:t>RVfpgaEL2NexysA7DDRPath</w:t>
+        <w:t>Nexys Video</w:t>
       </w:r>
       <w:r>
         <w:rPr>
           <w:rFonts w:ascii="Courier New" w:hAnsi="Courier New" w:cs="Courier New"/>
           <w:i/>
         </w:rPr>
-        <w:t>]</w:t>
+        <w:t>VideoNoDDRPath]</w:t>
       </w:r>
       <w:r>
         <w:rPr>
@@ -4419,21 +4431,21 @@
           <w:i/>
           <w:iCs/>
         </w:rPr>
-        <w:t>[</w:t>
+        <w:t>[RVfpgaEL2</w:t>
       </w:r>
       <w:r>
         <w:rPr>
           <w:i/>
           <w:iCs/>
         </w:rPr>
-        <w:t>RVfpgaEL2NexysA7DDRPath</w:t>
+        <w:t>Nexys Video</w:t>
       </w:r>
       <w:r>
         <w:rPr>
           <w:i/>
           <w:iCs/>
         </w:rPr>
-        <w:t>]</w:t>
+        <w:t>VideoNoDDRPath]</w:t>
       </w:r>
       <w:r>
         <w:rPr>
@@ -4575,21 +4587,21 @@
           <w:i/>
           <w:iCs/>
         </w:rPr>
-        <w:t>[</w:t>
+        <w:t>[RVfpgaEL2</w:t>
       </w:r>
       <w:r>
         <w:rPr>
           <w:i/>
           <w:iCs/>
         </w:rPr>
-        <w:t>RVfpgaEL2NexysA7DDRPath</w:t>
+        <w:t>Nexys Video</w:t>
       </w:r>
       <w:r>
         <w:rPr>
           <w:i/>
           <w:iCs/>
         </w:rPr>
-        <w:t>]</w:t>
+        <w:t>VideoNoDDRPath]</w:t>
       </w:r>
       <w:r>
         <w:rPr>
@@ -4655,21 +4667,21 @@
           <w:i/>
           <w:iCs/>
         </w:rPr>
-        <w:t>[</w:t>
+        <w:t>[RVfpgaEL2</w:t>
       </w:r>
       <w:r>
         <w:rPr>
           <w:i/>
           <w:iCs/>
         </w:rPr>
-        <w:t>RVfpgaEL2NexysA7DDRPath</w:t>
+        <w:t>Nexys Video</w:t>
       </w:r>
       <w:r>
         <w:rPr>
           <w:i/>
           <w:iCs/>
         </w:rPr>
-        <w:t>]</w:t>
+        <w:t>VideoNoDDRPath]</w:t>
       </w:r>
       <w:r>
         <w:rPr>
@@ -5305,25 +5317,32 @@
           <w:i/>
           <w:iCs/>
         </w:rPr>
-        <w:t>[</w:t>
+        <w:t>[RVfpgaEL2</w:t>
       </w:r>
       <w:r>
         <w:rPr>
           <w:i/>
           <w:iCs/>
         </w:rPr>
-        <w:t>RVfpgaEL2NexysA7DDRPath</w:t>
+        <w:t>Nexys Video</w:t>
       </w:r>
       <w:r>
         <w:rPr>
           <w:i/>
           <w:iCs/>
         </w:rPr>
-        <w:t>]/Labs</w:t>
+        <w:t>VideoNoDDRPath]</w:t>
       </w:r>
       <w:r>
         <w:rPr>
           <w:i/>
+          <w:iCs/>
+        </w:rPr>
+        <w:t>/Labs</w:t>
+      </w:r>
+      <w:r>
+        <w:rPr>
+          <w:i/>
         </w:rPr>
         <w:t>/</w:t>
       </w:r>
@@ -5365,10 +5384,12 @@
       </w:r>
     </w:p>
     <w:sectPr>
-      <w:headerReference w:type="default" r:id="rId17"/>
-      <w:footerReference w:type="default" r:id="rId18"/>
-      <w:headerReference w:type="first" r:id="rId19"/>
-      <w:footerReference w:type="first" r:id="rId20"/>
+      <w:headerReference w:type="even" r:id="rId17"/>
+      <w:headerReference w:type="default" r:id="rId18"/>
+      <w:footerReference w:type="even" r:id="rId19"/>
+      <w:footerReference w:type="default" r:id="rId20"/>
+      <w:headerReference w:type="first" r:id="rId21"/>
+      <w:footerReference w:type="first" r:id="rId22"/>
       <w:pgSz w:w="11906" w:h="16838"/>
       <w:pgMar w:top="1800" w:right="1440" w:bottom="1440" w:left="1440" w:header="706" w:footer="389" w:gutter="0"/>
       <w:cols w:space="720"/>
@@ -5407,119 +5428,7 @@
   <w:p>
     <w:pPr>
       <w:pStyle w:val="a7"/>
-      <w:rPr>
-        <w:sz w:val="12"/>
-      </w:rPr>
     </w:pPr>
-    <w:r>
-      <w:rPr>
-        <w:sz w:val="12"/>
-      </w:rPr>
-      <w:t>Imagination University Programme – RVfpga</w:t>
-    </w:r>
-    <w:r>
-      <w:rPr>
-        <w:sz w:val="12"/>
-      </w:rPr>
-      <w:t>-EL2</w:t>
-    </w:r>
-    <w:r>
-      <w:rPr>
-        <w:sz w:val="12"/>
-      </w:rPr>
-      <w:t xml:space="preserve"> Lab </w:t>
-    </w:r>
-    <w:r>
-      <w:rPr>
-        <w:sz w:val="12"/>
-      </w:rPr>
-      <w:t>4</w:t>
-    </w:r>
-    <w:r>
-      <w:rPr>
-        <w:sz w:val="12"/>
-      </w:rPr>
-      <w:t>: Image Processing: C &amp; Assembly</w:t>
-    </w:r>
-  </w:p>
-  <w:p>
-    <w:pPr>
-      <w:pStyle w:val="a7"/>
-    </w:pPr>
-    <w:r>
-      <w:rPr>
-        <w:sz w:val="12"/>
-      </w:rPr>
-      <w:t>Version</w:t>
-    </w:r>
-    <w:r>
-      <w:rPr>
-        <w:sz w:val="12"/>
-        <w:lang w:eastAsia="zh-CN"/>
-      </w:rPr>
-      <w:t xml:space="preserve"> 3.0</w:t>
-    </w:r>
-    <w:r>
-      <w:rPr>
-        <w:sz w:val="12"/>
-      </w:rPr>
-      <w:t xml:space="preserve"> – November 2023</w:t>
-    </w:r>
-  </w:p>
-  <w:p>
-    <w:pPr>
-      <w:pStyle w:val="a7"/>
-    </w:pPr>
-    <w:r>
-      <w:rPr>
-        <w:rFonts w:cs="Arial"/>
-        <w:sz w:val="16"/>
-      </w:rPr>
-      <w:t>© Copyright Imagination Technologies</w:t>
-    </w:r>
-    <w:r>
-      <w:rPr>
-        <w:sz w:val="12"/>
-      </w:rPr>
-      <w:tab/>
-    </w:r>
-    <w:r>
-      <w:rPr>
-        <w:sz w:val="12"/>
-      </w:rPr>
-      <w:tab/>
-    </w:r>
-    <w:r>
-      <w:rPr>
-        <w:sz w:val="12"/>
-      </w:rPr>
-      <w:fldChar w:fldCharType="begin"/>
-    </w:r>
-    <w:r>
-      <w:rPr>
-        <w:sz w:val="12"/>
-      </w:rPr>
-      <w:instrText>PAGE</w:instrText>
-    </w:r>
-    <w:r>
-      <w:rPr>
-        <w:sz w:val="12"/>
-      </w:rPr>
-      <w:fldChar w:fldCharType="separate"/>
-    </w:r>
-    <w:r>
-      <w:rPr>
-        <w:noProof/>
-        <w:sz w:val="12"/>
-      </w:rPr>
-      <w:t>5</w:t>
-    </w:r>
-    <w:r>
-      <w:rPr>
-        <w:sz w:val="12"/>
-      </w:rPr>
-      <w:fldChar w:fldCharType="end"/>
-    </w:r>
   </w:p>
 </w:ftr>
 </file>
@@ -5605,6 +5514,128 @@
       </w:rPr>
       <w:tab/>
     </w:r>
+    <w:r>
+      <w:rPr>
+        <w:sz w:val="12"/>
+      </w:rPr>
+      <w:tab/>
+    </w:r>
+    <w:r>
+      <w:rPr>
+        <w:sz w:val="12"/>
+      </w:rPr>
+      <w:fldChar w:fldCharType="begin"/>
+    </w:r>
+    <w:r>
+      <w:rPr>
+        <w:sz w:val="12"/>
+      </w:rPr>
+      <w:instrText>PAGE</w:instrText>
+    </w:r>
+    <w:r>
+      <w:rPr>
+        <w:sz w:val="12"/>
+      </w:rPr>
+      <w:fldChar w:fldCharType="separate"/>
+    </w:r>
+    <w:r>
+      <w:rPr>
+        <w:noProof/>
+        <w:sz w:val="12"/>
+      </w:rPr>
+      <w:t>5</w:t>
+    </w:r>
+    <w:r>
+      <w:rPr>
+        <w:sz w:val="12"/>
+      </w:rPr>
+      <w:fldChar w:fldCharType="end"/>
+    </w:r>
+  </w:p>
+</w:ftr>
+</file>
+
+<file path=word/footer3.xml><?xml version="1.0" encoding="utf-8"?>
+<w:ftr xmlns:wpc="http://schemas.microsoft.com/office/word/2010/wordprocessingCanvas" xmlns:cx="http://schemas.microsoft.com/office/drawing/2014/chartex" xmlns:cx1="http://schemas.microsoft.com/office/drawing/2015/9/8/chartex" xmlns:cx2="http://schemas.microsoft.com/office/drawing/2015/10/21/chartex" xmlns:cx3="http://schemas.microsoft.com/office/drawing/2016/5/9/chartex" xmlns:cx4="http://schemas.microsoft.com/office/drawing/2016/5/10/chartex" xmlns:cx5="http://schemas.microsoft.com/office/drawing/2016/5/11/chartex" xmlns:cx6="http://schemas.microsoft.com/office/drawing/2016/5/12/chartex" xmlns:cx7="http://schemas.microsoft.com/office/drawing/2016/5/13/chartex" xmlns:cx8="http://schemas.microsoft.com/office/drawing/2016/5/14/chartex" xmlns:mc="http://schemas.openxmlformats.org/markup-compatibility/2006" xmlns:aink="http://schemas.microsoft.com/office/drawing/2016/ink" xmlns:am3d="http://schemas.microsoft.com/office/drawing/2017/model3d" xmlns:o="urn:schemas-microsoft-com:office:office" xmlns:oel="http://schemas.microsoft.com/office/2019/extlst" xmlns:r="http://schemas.openxmlformats.org/officeDocument/2006/relationships" xmlns:m="http://schemas.openxmlformats.org/officeDocument/2006/math" xmlns:v="urn:schemas-microsoft-com:vml" xmlns:wp14="http://schemas.microsoft.com/office/word/2010/wordprocessingDrawing" xmlns:wp="http://schemas.openxmlformats.org/drawingml/2006/wordprocessingDrawing" xmlns:w10="urn:schemas-microsoft-com:office:word" xmlns:w="http://schemas.openxmlformats.org/wordprocessingml/2006/main" xmlns:w14="http://schemas.microsoft.com/office/word/2010/wordml" xmlns:w15="http://schemas.microsoft.com/office/word/2012/wordml" xmlns:w16cex="http://schemas.microsoft.com/office/word/2018/wordml/cex" xmlns:w16cid="http://schemas.microsoft.com/office/word/2016/wordml/cid" xmlns:w16="http://schemas.microsoft.com/office/word/2018/wordml" xmlns:w16du="http://schemas.microsoft.com/office/word/2023/wordml/word16du" xmlns:w16sdtdh="http://schemas.microsoft.com/office/word/2020/wordml/sdtdatahash" xmlns:w16sdtfl="http://schemas.microsoft.com/office/word/2024/wordml/sdtformatlock" xmlns:w16se="http://schemas.microsoft.com/office/word/2015/wordml/symex" xmlns:wpg="http://schemas.microsoft.com/office/word/2010/wordprocessingGroup" xmlns:wpi="http://schemas.microsoft.com/office/word/2010/wordprocessingInk" xmlns:wne="http://schemas.microsoft.com/office/word/2006/wordml" xmlns:wps="http://schemas.microsoft.com/office/word/2010/wordprocessingShape" mc:Ignorable="w14 w15 w16se w16cid w16 w16cex w16sdtdh w16sdtfl w16du wp14">
+  <w:p>
+    <w:pPr>
+      <w:pStyle w:val="a7"/>
+      <w:rPr>
+        <w:sz w:val="12"/>
+      </w:rPr>
+    </w:pPr>
+    <w:r>
+      <w:rPr>
+        <w:sz w:val="12"/>
+      </w:rPr>
+      <w:t>Imagination University Programme – RVfpga</w:t>
+    </w:r>
+    <w:r>
+      <w:rPr>
+        <w:sz w:val="12"/>
+      </w:rPr>
+      <w:t>-EL2</w:t>
+    </w:r>
+    <w:r>
+      <w:rPr>
+        <w:sz w:val="12"/>
+      </w:rPr>
+      <w:t xml:space="preserve"> Lab </w:t>
+    </w:r>
+    <w:r>
+      <w:rPr>
+        <w:sz w:val="12"/>
+      </w:rPr>
+      <w:t>4</w:t>
+    </w:r>
+    <w:r>
+      <w:rPr>
+        <w:sz w:val="12"/>
+      </w:rPr>
+      <w:t>: Image Processing: C &amp; Assembly</w:t>
+    </w:r>
+  </w:p>
+  <w:p>
+    <w:pPr>
+      <w:pStyle w:val="a7"/>
+    </w:pPr>
+    <w:r>
+      <w:rPr>
+        <w:sz w:val="12"/>
+      </w:rPr>
+      <w:t>Version</w:t>
+    </w:r>
+    <w:r>
+      <w:rPr>
+        <w:sz w:val="12"/>
+        <w:lang w:eastAsia="zh-CN"/>
+      </w:rPr>
+      <w:t xml:space="preserve"> 3.0</w:t>
+    </w:r>
+    <w:r>
+      <w:rPr>
+        <w:sz w:val="12"/>
+      </w:rPr>
+      <w:t xml:space="preserve"> – November 2023</w:t>
+    </w:r>
+  </w:p>
+  <w:p>
+    <w:pPr>
+      <w:pStyle w:val="a7"/>
+    </w:pPr>
+    <w:r>
+      <w:rPr>
+        <w:rFonts w:cs="Arial"/>
+        <w:sz w:val="16"/>
+      </w:rPr>
+      <w:t>© Copyright Imagination Technologies</w:t>
+    </w:r>
+    <w:r>
+      <w:rPr>
+        <w:sz w:val="12"/>
+      </w:rPr>
+      <w:tab/>
+    </w:r>
   </w:p>
 </w:ftr>
 </file>
@@ -5632,6 +5663,16 @@
 </file>
 
 <file path=word/header1.xml><?xml version="1.0" encoding="utf-8"?>
+<w:hdr xmlns:wpc="http://schemas.microsoft.com/office/word/2010/wordprocessingCanvas" xmlns:cx="http://schemas.microsoft.com/office/drawing/2014/chartex" xmlns:cx1="http://schemas.microsoft.com/office/drawing/2015/9/8/chartex" xmlns:cx2="http://schemas.microsoft.com/office/drawing/2015/10/21/chartex" xmlns:cx3="http://schemas.microsoft.com/office/drawing/2016/5/9/chartex" xmlns:cx4="http://schemas.microsoft.com/office/drawing/2016/5/10/chartex" xmlns:cx5="http://schemas.microsoft.com/office/drawing/2016/5/11/chartex" xmlns:cx6="http://schemas.microsoft.com/office/drawing/2016/5/12/chartex" xmlns:cx7="http://schemas.microsoft.com/office/drawing/2016/5/13/chartex" xmlns:cx8="http://schemas.microsoft.com/office/drawing/2016/5/14/chartex" xmlns:mc="http://schemas.openxmlformats.org/markup-compatibility/2006" xmlns:aink="http://schemas.microsoft.com/office/drawing/2016/ink" xmlns:am3d="http://schemas.microsoft.com/office/drawing/2017/model3d" xmlns:o="urn:schemas-microsoft-com:office:office" xmlns:oel="http://schemas.microsoft.com/office/2019/extlst" xmlns:r="http://schemas.openxmlformats.org/officeDocument/2006/relationships" xmlns:m="http://schemas.openxmlformats.org/officeDocument/2006/math" xmlns:v="urn:schemas-microsoft-com:vml" xmlns:wp14="http://schemas.microsoft.com/office/word/2010/wordprocessingDrawing" xmlns:wp="http://schemas.openxmlformats.org/drawingml/2006/wordprocessingDrawing" xmlns:w10="urn:schemas-microsoft-com:office:word" xmlns:w="http://schemas.openxmlformats.org/wordprocessingml/2006/main" xmlns:w14="http://schemas.microsoft.com/office/word/2010/wordml" xmlns:w15="http://schemas.microsoft.com/office/word/2012/wordml" xmlns:w16cex="http://schemas.microsoft.com/office/word/2018/wordml/cex" xmlns:w16cid="http://schemas.microsoft.com/office/word/2016/wordml/cid" xmlns:w16="http://schemas.microsoft.com/office/word/2018/wordml" xmlns:w16du="http://schemas.microsoft.com/office/word/2023/wordml/word16du" xmlns:w16sdtdh="http://schemas.microsoft.com/office/word/2020/wordml/sdtdatahash" xmlns:w16sdtfl="http://schemas.microsoft.com/office/word/2024/wordml/sdtformatlock" xmlns:w16se="http://schemas.microsoft.com/office/word/2015/wordml/symex" xmlns:wpg="http://schemas.microsoft.com/office/word/2010/wordprocessingGroup" xmlns:wpi="http://schemas.microsoft.com/office/word/2010/wordprocessingInk" xmlns:wne="http://schemas.microsoft.com/office/word/2006/wordml" xmlns:wps="http://schemas.microsoft.com/office/word/2010/wordprocessingShape" mc:Ignorable="w14 w15 w16se w16cid w16 w16cex w16sdtdh w16sdtfl w16du wp14">
+  <w:p>
+    <w:pPr>
+      <w:pStyle w:val="a9"/>
+    </w:pPr>
+  </w:p>
+</w:hdr>
+</file>
+
+<file path=word/header2.xml><?xml version="1.0" encoding="utf-8"?>
 <w:hdr xmlns:wpc="http://schemas.microsoft.com/office/word/2010/wordprocessingCanvas" xmlns:cx="http://schemas.microsoft.com/office/drawing/2014/chartex" xmlns:cx1="http://schemas.microsoft.com/office/drawing/2015/9/8/chartex" xmlns:cx2="http://schemas.microsoft.com/office/drawing/2015/10/21/chartex" xmlns:cx3="http://schemas.microsoft.com/office/drawing/2016/5/9/chartex" xmlns:cx4="http://schemas.microsoft.com/office/drawing/2016/5/10/chartex" xmlns:cx5="http://schemas.microsoft.com/office/drawing/2016/5/11/chartex" xmlns:cx6="http://schemas.microsoft.com/office/drawing/2016/5/12/chartex" xmlns:cx7="http://schemas.microsoft.com/office/drawing/2016/5/13/chartex" xmlns:cx8="http://schemas.microsoft.com/office/drawing/2016/5/14/chartex" xmlns:mc="http://schemas.openxmlformats.org/markup-compatibility/2006" xmlns:aink="http://schemas.microsoft.com/office/drawing/2016/ink" xmlns:am3d="http://schemas.microsoft.com/office/drawing/2017/model3d" xmlns:o="urn:schemas-microsoft-com:office:office" xmlns:oel="http://schemas.microsoft.com/office/2019/extlst" xmlns:r="http://schemas.openxmlformats.org/officeDocument/2006/relationships" xmlns:m="http://schemas.openxmlformats.org/officeDocument/2006/math" xmlns:v="urn:schemas-microsoft-com:vml" xmlns:wp14="http://schemas.microsoft.com/office/word/2010/wordprocessingDrawing" xmlns:wp="http://schemas.openxmlformats.org/drawingml/2006/wordprocessingDrawing" xmlns:w10="urn:schemas-microsoft-com:office:word" xmlns:w="http://schemas.openxmlformats.org/wordprocessingml/2006/main" xmlns:w14="http://schemas.microsoft.com/office/word/2010/wordml" xmlns:w15="http://schemas.microsoft.com/office/word/2012/wordml" xmlns:w16cex="http://schemas.microsoft.com/office/word/2018/wordml/cex" xmlns:w16cid="http://schemas.microsoft.com/office/word/2016/wordml/cid" xmlns:w16="http://schemas.microsoft.com/office/word/2018/wordml" xmlns:w16du="http://schemas.microsoft.com/office/word/2023/wordml/word16du" xmlns:w16sdtdh="http://schemas.microsoft.com/office/word/2020/wordml/sdtdatahash" xmlns:w16sdtfl="http://schemas.microsoft.com/office/word/2024/wordml/sdtformatlock" xmlns:w16se="http://schemas.microsoft.com/office/word/2015/wordml/symex" xmlns:wpg="http://schemas.microsoft.com/office/word/2010/wordprocessingGroup" xmlns:wpi="http://schemas.microsoft.com/office/word/2010/wordprocessingInk" xmlns:wne="http://schemas.microsoft.com/office/word/2006/wordml" xmlns:wps="http://schemas.microsoft.com/office/word/2010/wordprocessingShape" mc:Ignorable="w14 w15 w16se w16cid w16 w16cex w16sdtdh w16sdtfl w16du wp14">
   <w:p>
     <w:pPr>
@@ -5692,7 +5733,7 @@
 </w:hdr>
 </file>
 
-<file path=word/header2.xml><?xml version="1.0" encoding="utf-8"?>
+<file path=word/header3.xml><?xml version="1.0" encoding="utf-8"?>
 <w:hdr xmlns:wpc="http://schemas.microsoft.com/office/word/2010/wordprocessingCanvas" xmlns:cx="http://schemas.microsoft.com/office/drawing/2014/chartex" xmlns:cx1="http://schemas.microsoft.com/office/drawing/2015/9/8/chartex" xmlns:cx2="http://schemas.microsoft.com/office/drawing/2015/10/21/chartex" xmlns:cx3="http://schemas.microsoft.com/office/drawing/2016/5/9/chartex" xmlns:cx4="http://schemas.microsoft.com/office/drawing/2016/5/10/chartex" xmlns:cx5="http://schemas.microsoft.com/office/drawing/2016/5/11/chartex" xmlns:cx6="http://schemas.microsoft.com/office/drawing/2016/5/12/chartex" xmlns:cx7="http://schemas.microsoft.com/office/drawing/2016/5/13/chartex" xmlns:cx8="http://schemas.microsoft.com/office/drawing/2016/5/14/chartex" xmlns:mc="http://schemas.openxmlformats.org/markup-compatibility/2006" xmlns:aink="http://schemas.microsoft.com/office/drawing/2016/ink" xmlns:am3d="http://schemas.microsoft.com/office/drawing/2017/model3d" xmlns:o="urn:schemas-microsoft-com:office:office" xmlns:oel="http://schemas.microsoft.com/office/2019/extlst" xmlns:r="http://schemas.openxmlformats.org/officeDocument/2006/relationships" xmlns:m="http://schemas.openxmlformats.org/officeDocument/2006/math" xmlns:v="urn:schemas-microsoft-com:vml" xmlns:wp14="http://schemas.microsoft.com/office/word/2010/wordprocessingDrawing" xmlns:wp="http://schemas.openxmlformats.org/drawingml/2006/wordprocessingDrawing" xmlns:w10="urn:schemas-microsoft-com:office:word" xmlns:w="http://schemas.openxmlformats.org/wordprocessingml/2006/main" xmlns:w14="http://schemas.microsoft.com/office/word/2010/wordml" xmlns:w15="http://schemas.microsoft.com/office/word/2012/wordml" xmlns:w16cex="http://schemas.microsoft.com/office/word/2018/wordml/cex" xmlns:w16cid="http://schemas.microsoft.com/office/word/2016/wordml/cid" xmlns:w16="http://schemas.microsoft.com/office/word/2018/wordml" xmlns:w16du="http://schemas.microsoft.com/office/word/2023/wordml/word16du" xmlns:w16sdtdh="http://schemas.microsoft.com/office/word/2020/wordml/sdtdatahash" xmlns:w16sdtfl="http://schemas.microsoft.com/office/word/2024/wordml/sdtformatlock" xmlns:w16se="http://schemas.microsoft.com/office/word/2015/wordml/symex" xmlns:wpg="http://schemas.microsoft.com/office/word/2010/wordprocessingGroup" xmlns:wpi="http://schemas.microsoft.com/office/word/2010/wordprocessingInk" xmlns:wne="http://schemas.microsoft.com/office/word/2006/wordml" xmlns:wps="http://schemas.microsoft.com/office/word/2010/wordprocessingShape" mc:Ignorable="w14 w15 w16se w16cid w16 w16cex w16sdtdh w16sdtfl w16du wp14">
   <w:tbl>
     <w:tblPr>

--- a/RVfpga/RVfpgaEL2/RVfpga_NexysVideo-NoDDR/Labs/Lab04/RVfpga_Lab04_VeeR-EL2_NexysVideo-NoDDR.docx
+++ b/RVfpga/RVfpgaEL2/RVfpga_NexysVideo-NoDDR/Labs/Lab04/RVfpga_Lab04_VeeR-EL2_NexysVideo-NoDDR.docx
@@ -705,7 +705,7 @@
           <w:i/>
           <w:iCs/>
         </w:rPr>
-        <w:t>Nexys Video</w:t>
+        <w:t xml:space="preserve">Nexys </w:t>
       </w:r>
       <w:r>
         <w:rPr>
@@ -713,7 +713,15 @@
           <w:i/>
           <w:iCs/>
         </w:rPr>
-        <w:t>VideoNoDDRPath]</w:t>
+        <w:t>Video</w:t>
+      </w:r>
+      <w:r>
+        <w:rPr>
+          <w:rFonts w:eastAsia="Arial" w:cs="Arial"/>
+          <w:i/>
+          <w:iCs/>
+        </w:rPr>
+        <w:t>NoDDRPath]</w:t>
       </w:r>
       <w:r>
         <w:rPr>
@@ -3239,7 +3247,7 @@
           <w:i/>
           <w:iCs/>
         </w:rPr>
-        <w:t>Nexys Video</w:t>
+        <w:t xml:space="preserve">Nexys </w:t>
       </w:r>
       <w:r>
         <w:rPr>
@@ -3247,7 +3255,15 @@
           <w:i/>
           <w:iCs/>
         </w:rPr>
-        <w:t>VideoNoDDRPath]</w:t>
+        <w:t>Video</w:t>
+      </w:r>
+      <w:r>
+        <w:rPr>
+          <w:rFonts w:eastAsia="Arial" w:cs="Arial"/>
+          <w:i/>
+          <w:iCs/>
+        </w:rPr>
+        <w:t>NoDDRPath]</w:t>
       </w:r>
       <w:r>
         <w:rPr>
@@ -3387,7 +3403,13 @@
         <w:rPr>
           <w:rFonts w:eastAsia="Arial" w:cs="Arial"/>
         </w:rPr>
-        <w:t>Nexys Video</w:t>
+        <w:t xml:space="preserve">Nexys </w:t>
+      </w:r>
+      <w:r>
+        <w:rPr>
+          <w:rFonts w:eastAsia="Arial" w:cs="Arial"/>
+        </w:rPr>
+        <w:t>Video</w:t>
       </w:r>
       <w:r>
         <w:rPr>
@@ -3543,13 +3565,19 @@
         <w:rPr>
           <w:rFonts w:ascii="Courier New" w:hAnsi="Courier New" w:cs="Courier New"/>
         </w:rPr>
-        <w:t>Nexys Video</w:t>
-      </w:r>
-      <w:r>
-        <w:rPr>
-          <w:rFonts w:ascii="Courier New" w:hAnsi="Courier New" w:cs="Courier New"/>
-        </w:rPr>
-        <w:t>VideoNoDDRPath]</w:t>
+        <w:t xml:space="preserve">Nexys </w:t>
+      </w:r>
+      <w:r>
+        <w:rPr>
+          <w:rFonts w:ascii="Courier New" w:hAnsi="Courier New" w:cs="Courier New"/>
+        </w:rPr>
+        <w:t>Video</w:t>
+      </w:r>
+      <w:r>
+        <w:rPr>
+          <w:rFonts w:ascii="Courier New" w:hAnsi="Courier New" w:cs="Courier New"/>
+        </w:rPr>
+        <w:t>NoDDRPath]</w:t>
       </w:r>
       <w:r>
         <w:rPr>
@@ -3740,7 +3768,7 @@
           <w:sz w:val="19"/>
           <w:szCs w:val="19"/>
         </w:rPr>
-        <w:t>Nexys Video</w:t>
+        <w:t xml:space="preserve">Nexys </w:t>
       </w:r>
       <w:r>
         <w:rPr>
@@ -3750,7 +3778,17 @@
           <w:sz w:val="19"/>
           <w:szCs w:val="19"/>
         </w:rPr>
-        <w:t>VideoNoDDRPath]</w:t>
+        <w:t>Video</w:t>
+      </w:r>
+      <w:r>
+        <w:rPr>
+          <w:rFonts w:ascii="Courier New" w:hAnsi="Courier New" w:cs="Courier New"/>
+          <w:i/>
+          <w:iCs/>
+          <w:sz w:val="19"/>
+          <w:szCs w:val="19"/>
+        </w:rPr>
+        <w:t>NoDDRPath]</w:t>
       </w:r>
       <w:r>
         <w:rPr>
@@ -3999,14 +4037,21 @@
           <w:rFonts w:ascii="Courier New" w:hAnsi="Courier New" w:cs="Courier New"/>
           <w:i/>
         </w:rPr>
-        <w:t>Nexys Video</w:t>
-      </w:r>
-      <w:r>
-        <w:rPr>
-          <w:rFonts w:ascii="Courier New" w:hAnsi="Courier New" w:cs="Courier New"/>
-          <w:i/>
-        </w:rPr>
-        <w:t>VideoNoDDRPath]</w:t>
+        <w:t xml:space="preserve">Nexys </w:t>
+      </w:r>
+      <w:r>
+        <w:rPr>
+          <w:rFonts w:ascii="Courier New" w:hAnsi="Courier New" w:cs="Courier New"/>
+          <w:i/>
+        </w:rPr>
+        <w:t>Video</w:t>
+      </w:r>
+      <w:r>
+        <w:rPr>
+          <w:rFonts w:ascii="Courier New" w:hAnsi="Courier New" w:cs="Courier New"/>
+          <w:i/>
+        </w:rPr>
+        <w:t>NoDDRPath]</w:t>
       </w:r>
       <w:r>
         <w:rPr>
@@ -4438,14 +4483,21 @@
           <w:i/>
           <w:iCs/>
         </w:rPr>
-        <w:t>Nexys Video</w:t>
+        <w:t xml:space="preserve">Nexys </w:t>
       </w:r>
       <w:r>
         <w:rPr>
           <w:i/>
           <w:iCs/>
         </w:rPr>
-        <w:t>VideoNoDDRPath]</w:t>
+        <w:t>Video</w:t>
+      </w:r>
+      <w:r>
+        <w:rPr>
+          <w:i/>
+          <w:iCs/>
+        </w:rPr>
+        <w:t>NoDDRPath]</w:t>
       </w:r>
       <w:r>
         <w:rPr>
@@ -4594,20 +4646,27 @@
           <w:i/>
           <w:iCs/>
         </w:rPr>
-        <w:t>Nexys Video</w:t>
+        <w:t xml:space="preserve">Nexys </w:t>
       </w:r>
       <w:r>
         <w:rPr>
           <w:i/>
           <w:iCs/>
         </w:rPr>
-        <w:t>VideoNoDDRPath]</w:t>
+        <w:t>Video</w:t>
       </w:r>
       <w:r>
         <w:rPr>
           <w:i/>
           <w:iCs/>
         </w:rPr>
+        <w:t>NoDDRPath]</w:t>
+      </w:r>
+      <w:r>
+        <w:rPr>
+          <w:i/>
+          <w:iCs/>
+        </w:rPr>
         <w:t>/Labs</w:t>
       </w:r>
       <w:r>
@@ -4674,14 +4733,21 @@
           <w:i/>
           <w:iCs/>
         </w:rPr>
-        <w:t>Nexys Video</w:t>
+        <w:t xml:space="preserve">Nexys </w:t>
       </w:r>
       <w:r>
         <w:rPr>
           <w:i/>
           <w:iCs/>
         </w:rPr>
-        <w:t>VideoNoDDRPath]</w:t>
+        <w:t>Video</w:t>
+      </w:r>
+      <w:r>
+        <w:rPr>
+          <w:i/>
+          <w:iCs/>
+        </w:rPr>
+        <w:t>NoDDRPath]</w:t>
       </w:r>
       <w:r>
         <w:rPr>
@@ -5324,14 +5390,21 @@
           <w:i/>
           <w:iCs/>
         </w:rPr>
-        <w:t>Nexys Video</w:t>
+        <w:t xml:space="preserve">Nexys </w:t>
       </w:r>
       <w:r>
         <w:rPr>
           <w:i/>
           <w:iCs/>
         </w:rPr>
-        <w:t>VideoNoDDRPath]</w:t>
+        <w:t>Video</w:t>
+      </w:r>
+      <w:r>
+        <w:rPr>
+          <w:i/>
+          <w:iCs/>
+        </w:rPr>
+        <w:t>NoDDRPath]</w:t>
       </w:r>
       <w:r>
         <w:rPr>

--- a/RVfpga/RVfpgaEL2/RVfpga_NexysVideo-NoDDR/Labs/Lab04/RVfpga_Lab04_VeeR-EL2_NexysVideo-NoDDR.docx
+++ b/RVfpga/RVfpgaEL2/RVfpga_NexysVideo-NoDDR/Labs/Lab04/RVfpga_Lab04_VeeR-EL2_NexysVideo-NoDDR.docx
@@ -4264,6 +4264,7 @@
         <w:rPr>
           <w:rFonts w:eastAsia="Arial" w:cs="Arial"/>
         </w:rPr>
+        <w:lastRenderedPageBreak/>
         <w:t xml:space="preserve">  2. </w:t>
       </w:r>
       <w:r>
@@ -4613,6 +4614,7 @@
         <w:rPr>
           <w:color w:val="FFFFFF" w:themeColor="background1"/>
         </w:rPr>
+        <w:lastRenderedPageBreak/>
         <w:t>Exercises</w:t>
       </w:r>
     </w:p>
@@ -5457,12 +5459,10 @@
       </w:r>
     </w:p>
     <w:sectPr>
-      <w:headerReference w:type="even" r:id="rId17"/>
-      <w:headerReference w:type="default" r:id="rId18"/>
-      <w:footerReference w:type="even" r:id="rId19"/>
-      <w:footerReference w:type="default" r:id="rId20"/>
-      <w:headerReference w:type="first" r:id="rId21"/>
-      <w:footerReference w:type="first" r:id="rId22"/>
+      <w:headerReference w:type="default" r:id="rId17"/>
+      <w:footerReference w:type="default" r:id="rId18"/>
+      <w:headerReference w:type="first" r:id="rId19"/>
+      <w:footerReference w:type="first" r:id="rId20"/>
       <w:pgSz w:w="11906" w:h="16838"/>
       <w:pgMar w:top="1800" w:right="1440" w:bottom="1440" w:left="1440" w:header="706" w:footer="389" w:gutter="0"/>
       <w:cols w:space="720"/>
@@ -5501,7 +5501,119 @@
   <w:p>
     <w:pPr>
       <w:pStyle w:val="a7"/>
+      <w:rPr>
+        <w:sz w:val="12"/>
+      </w:rPr>
     </w:pPr>
+    <w:r>
+      <w:rPr>
+        <w:sz w:val="12"/>
+      </w:rPr>
+      <w:t>Imagination University Programme – RVfpga</w:t>
+    </w:r>
+    <w:r>
+      <w:rPr>
+        <w:sz w:val="12"/>
+      </w:rPr>
+      <w:t>-EL2</w:t>
+    </w:r>
+    <w:r>
+      <w:rPr>
+        <w:sz w:val="12"/>
+      </w:rPr>
+      <w:t xml:space="preserve"> Lab </w:t>
+    </w:r>
+    <w:r>
+      <w:rPr>
+        <w:sz w:val="12"/>
+      </w:rPr>
+      <w:t>4</w:t>
+    </w:r>
+    <w:r>
+      <w:rPr>
+        <w:sz w:val="12"/>
+      </w:rPr>
+      <w:t>: Image Processing: C &amp; Assembly</w:t>
+    </w:r>
+  </w:p>
+  <w:p>
+    <w:pPr>
+      <w:pStyle w:val="a7"/>
+    </w:pPr>
+    <w:r>
+      <w:rPr>
+        <w:sz w:val="12"/>
+      </w:rPr>
+      <w:t>Version</w:t>
+    </w:r>
+    <w:r>
+      <w:rPr>
+        <w:sz w:val="12"/>
+        <w:lang w:eastAsia="zh-CN"/>
+      </w:rPr>
+      <w:t xml:space="preserve"> 3.0</w:t>
+    </w:r>
+    <w:r>
+      <w:rPr>
+        <w:sz w:val="12"/>
+      </w:rPr>
+      <w:t xml:space="preserve"> – November 2023</w:t>
+    </w:r>
+  </w:p>
+  <w:p>
+    <w:pPr>
+      <w:pStyle w:val="a7"/>
+    </w:pPr>
+    <w:r>
+      <w:rPr>
+        <w:rFonts w:cs="Arial"/>
+        <w:sz w:val="16"/>
+      </w:rPr>
+      <w:t>© Copyright Imagination Technologies</w:t>
+    </w:r>
+    <w:r>
+      <w:rPr>
+        <w:sz w:val="12"/>
+      </w:rPr>
+      <w:tab/>
+    </w:r>
+    <w:r>
+      <w:rPr>
+        <w:sz w:val="12"/>
+      </w:rPr>
+      <w:tab/>
+    </w:r>
+    <w:r>
+      <w:rPr>
+        <w:sz w:val="12"/>
+      </w:rPr>
+      <w:fldChar w:fldCharType="begin"/>
+    </w:r>
+    <w:r>
+      <w:rPr>
+        <w:sz w:val="12"/>
+      </w:rPr>
+      <w:instrText>PAGE</w:instrText>
+    </w:r>
+    <w:r>
+      <w:rPr>
+        <w:sz w:val="12"/>
+      </w:rPr>
+      <w:fldChar w:fldCharType="separate"/>
+    </w:r>
+    <w:r>
+      <w:rPr>
+        <w:noProof/>
+        <w:sz w:val="12"/>
+      </w:rPr>
+      <w:t>5</w:t>
+    </w:r>
+    <w:r>
+      <w:rPr>
+        <w:sz w:val="12"/>
+      </w:rPr>
+      <w:fldChar w:fldCharType="end"/>
+    </w:r>
   </w:p>
 </w:ftr>
 </file>
@@ -5587,128 +5699,6 @@
       </w:rPr>
       <w:tab/>
     </w:r>
-    <w:r>
-      <w:rPr>
-        <w:sz w:val="12"/>
-      </w:rPr>
-      <w:tab/>
-    </w:r>
-    <w:r>
-      <w:rPr>
-        <w:sz w:val="12"/>
-      </w:rPr>
-      <w:fldChar w:fldCharType="begin"/>
-    </w:r>
-    <w:r>
-      <w:rPr>
-        <w:sz w:val="12"/>
-      </w:rPr>
-      <w:instrText>PAGE</w:instrText>
-    </w:r>
-    <w:r>
-      <w:rPr>
-        <w:sz w:val="12"/>
-      </w:rPr>
-      <w:fldChar w:fldCharType="separate"/>
-    </w:r>
-    <w:r>
-      <w:rPr>
-        <w:noProof/>
-        <w:sz w:val="12"/>
-      </w:rPr>
-      <w:t>5</w:t>
-    </w:r>
-    <w:r>
-      <w:rPr>
-        <w:sz w:val="12"/>
-      </w:rPr>
-      <w:fldChar w:fldCharType="end"/>
-    </w:r>
-  </w:p>
-</w:ftr>
-</file>
-
-<file path=word/footer3.xml><?xml version="1.0" encoding="utf-8"?>
-<w:ftr xmlns:wpc="http://schemas.microsoft.com/office/word/2010/wordprocessingCanvas" xmlns:cx="http://schemas.microsoft.com/office/drawing/2014/chartex" xmlns:cx1="http://schemas.microsoft.com/office/drawing/2015/9/8/chartex" xmlns:cx2="http://schemas.microsoft.com/office/drawing/2015/10/21/chartex" xmlns:cx3="http://schemas.microsoft.com/office/drawing/2016/5/9/chartex" xmlns:cx4="http://schemas.microsoft.com/office/drawing/2016/5/10/chartex" xmlns:cx5="http://schemas.microsoft.com/office/drawing/2016/5/11/chartex" xmlns:cx6="http://schemas.microsoft.com/office/drawing/2016/5/12/chartex" xmlns:cx7="http://schemas.microsoft.com/office/drawing/2016/5/13/chartex" xmlns:cx8="http://schemas.microsoft.com/office/drawing/2016/5/14/chartex" xmlns:mc="http://schemas.openxmlformats.org/markup-compatibility/2006" xmlns:aink="http://schemas.microsoft.com/office/drawing/2016/ink" xmlns:am3d="http://schemas.microsoft.com/office/drawing/2017/model3d" xmlns:o="urn:schemas-microsoft-com:office:office" xmlns:oel="http://schemas.microsoft.com/office/2019/extlst" xmlns:r="http://schemas.openxmlformats.org/officeDocument/2006/relationships" xmlns:m="http://schemas.openxmlformats.org/officeDocument/2006/math" xmlns:v="urn:schemas-microsoft-com:vml" xmlns:wp14="http://schemas.microsoft.com/office/word/2010/wordprocessingDrawing" xmlns:wp="http://schemas.openxmlformats.org/drawingml/2006/wordprocessingDrawing" xmlns:w10="urn:schemas-microsoft-com:office:word" xmlns:w="http://schemas.openxmlformats.org/wordprocessingml/2006/main" xmlns:w14="http://schemas.microsoft.com/office/word/2010/wordml" xmlns:w15="http://schemas.microsoft.com/office/word/2012/wordml" xmlns:w16cex="http://schemas.microsoft.com/office/word/2018/wordml/cex" xmlns:w16cid="http://schemas.microsoft.com/office/word/2016/wordml/cid" xmlns:w16="http://schemas.microsoft.com/office/word/2018/wordml" xmlns:w16du="http://schemas.microsoft.com/office/word/2023/wordml/word16du" xmlns:w16sdtdh="http://schemas.microsoft.com/office/word/2020/wordml/sdtdatahash" xmlns:w16sdtfl="http://schemas.microsoft.com/office/word/2024/wordml/sdtformatlock" xmlns:w16se="http://schemas.microsoft.com/office/word/2015/wordml/symex" xmlns:wpg="http://schemas.microsoft.com/office/word/2010/wordprocessingGroup" xmlns:wpi="http://schemas.microsoft.com/office/word/2010/wordprocessingInk" xmlns:wne="http://schemas.microsoft.com/office/word/2006/wordml" xmlns:wps="http://schemas.microsoft.com/office/word/2010/wordprocessingShape" mc:Ignorable="w14 w15 w16se w16cid w16 w16cex w16sdtdh w16sdtfl w16du wp14">
-  <w:p>
-    <w:pPr>
-      <w:pStyle w:val="a7"/>
-      <w:rPr>
-        <w:sz w:val="12"/>
-      </w:rPr>
-    </w:pPr>
-    <w:r>
-      <w:rPr>
-        <w:sz w:val="12"/>
-      </w:rPr>
-      <w:t>Imagination University Programme – RVfpga</w:t>
-    </w:r>
-    <w:r>
-      <w:rPr>
-        <w:sz w:val="12"/>
-      </w:rPr>
-      <w:t>-EL2</w:t>
-    </w:r>
-    <w:r>
-      <w:rPr>
-        <w:sz w:val="12"/>
-      </w:rPr>
-      <w:t xml:space="preserve"> Lab </w:t>
-    </w:r>
-    <w:r>
-      <w:rPr>
-        <w:sz w:val="12"/>
-      </w:rPr>
-      <w:t>4</w:t>
-    </w:r>
-    <w:r>
-      <w:rPr>
-        <w:sz w:val="12"/>
-      </w:rPr>
-      <w:t>: Image Processing: C &amp; Assembly</w:t>
-    </w:r>
-  </w:p>
-  <w:p>
-    <w:pPr>
-      <w:pStyle w:val="a7"/>
-    </w:pPr>
-    <w:r>
-      <w:rPr>
-        <w:sz w:val="12"/>
-      </w:rPr>
-      <w:t>Version</w:t>
-    </w:r>
-    <w:r>
-      <w:rPr>
-        <w:sz w:val="12"/>
-        <w:lang w:eastAsia="zh-CN"/>
-      </w:rPr>
-      <w:t xml:space="preserve"> 3.0</w:t>
-    </w:r>
-    <w:r>
-      <w:rPr>
-        <w:sz w:val="12"/>
-      </w:rPr>
-      <w:t xml:space="preserve"> – November 2023</w:t>
-    </w:r>
-  </w:p>
-  <w:p>
-    <w:pPr>
-      <w:pStyle w:val="a7"/>
-    </w:pPr>
-    <w:r>
-      <w:rPr>
-        <w:rFonts w:cs="Arial"/>
-        <w:sz w:val="16"/>
-      </w:rPr>
-      <w:t>© Copyright Imagination Technologies</w:t>
-    </w:r>
-    <w:r>
-      <w:rPr>
-        <w:sz w:val="12"/>
-      </w:rPr>
-      <w:tab/>
-    </w:r>
   </w:p>
 </w:ftr>
 </file>
@@ -5736,16 +5726,6 @@
 </file>
 
 <file path=word/header1.xml><?xml version="1.0" encoding="utf-8"?>
-<w:hdr xmlns:wpc="http://schemas.microsoft.com/office/word/2010/wordprocessingCanvas" xmlns:cx="http://schemas.microsoft.com/office/drawing/2014/chartex" xmlns:cx1="http://schemas.microsoft.com/office/drawing/2015/9/8/chartex" xmlns:cx2="http://schemas.microsoft.com/office/drawing/2015/10/21/chartex" xmlns:cx3="http://schemas.microsoft.com/office/drawing/2016/5/9/chartex" xmlns:cx4="http://schemas.microsoft.com/office/drawing/2016/5/10/chartex" xmlns:cx5="http://schemas.microsoft.com/office/drawing/2016/5/11/chartex" xmlns:cx6="http://schemas.microsoft.com/office/drawing/2016/5/12/chartex" xmlns:cx7="http://schemas.microsoft.com/office/drawing/2016/5/13/chartex" xmlns:cx8="http://schemas.microsoft.com/office/drawing/2016/5/14/chartex" xmlns:mc="http://schemas.openxmlformats.org/markup-compatibility/2006" xmlns:aink="http://schemas.microsoft.com/office/drawing/2016/ink" xmlns:am3d="http://schemas.microsoft.com/office/drawing/2017/model3d" xmlns:o="urn:schemas-microsoft-com:office:office" xmlns:oel="http://schemas.microsoft.com/office/2019/extlst" xmlns:r="http://schemas.openxmlformats.org/officeDocument/2006/relationships" xmlns:m="http://schemas.openxmlformats.org/officeDocument/2006/math" xmlns:v="urn:schemas-microsoft-com:vml" xmlns:wp14="http://schemas.microsoft.com/office/word/2010/wordprocessingDrawing" xmlns:wp="http://schemas.openxmlformats.org/drawingml/2006/wordprocessingDrawing" xmlns:w10="urn:schemas-microsoft-com:office:word" xmlns:w="http://schemas.openxmlformats.org/wordprocessingml/2006/main" xmlns:w14="http://schemas.microsoft.com/office/word/2010/wordml" xmlns:w15="http://schemas.microsoft.com/office/word/2012/wordml" xmlns:w16cex="http://schemas.microsoft.com/office/word/2018/wordml/cex" xmlns:w16cid="http://schemas.microsoft.com/office/word/2016/wordml/cid" xmlns:w16="http://schemas.microsoft.com/office/word/2018/wordml" xmlns:w16du="http://schemas.microsoft.com/office/word/2023/wordml/word16du" xmlns:w16sdtdh="http://schemas.microsoft.com/office/word/2020/wordml/sdtdatahash" xmlns:w16sdtfl="http://schemas.microsoft.com/office/word/2024/wordml/sdtformatlock" xmlns:w16se="http://schemas.microsoft.com/office/word/2015/wordml/symex" xmlns:wpg="http://schemas.microsoft.com/office/word/2010/wordprocessingGroup" xmlns:wpi="http://schemas.microsoft.com/office/word/2010/wordprocessingInk" xmlns:wne="http://schemas.microsoft.com/office/word/2006/wordml" xmlns:wps="http://schemas.microsoft.com/office/word/2010/wordprocessingShape" mc:Ignorable="w14 w15 w16se w16cid w16 w16cex w16sdtdh w16sdtfl w16du wp14">
-  <w:p>
-    <w:pPr>
-      <w:pStyle w:val="a9"/>
-    </w:pPr>
-  </w:p>
-</w:hdr>
-</file>
-
-<file path=word/header2.xml><?xml version="1.0" encoding="utf-8"?>
 <w:hdr xmlns:wpc="http://schemas.microsoft.com/office/word/2010/wordprocessingCanvas" xmlns:cx="http://schemas.microsoft.com/office/drawing/2014/chartex" xmlns:cx1="http://schemas.microsoft.com/office/drawing/2015/9/8/chartex" xmlns:cx2="http://schemas.microsoft.com/office/drawing/2015/10/21/chartex" xmlns:cx3="http://schemas.microsoft.com/office/drawing/2016/5/9/chartex" xmlns:cx4="http://schemas.microsoft.com/office/drawing/2016/5/10/chartex" xmlns:cx5="http://schemas.microsoft.com/office/drawing/2016/5/11/chartex" xmlns:cx6="http://schemas.microsoft.com/office/drawing/2016/5/12/chartex" xmlns:cx7="http://schemas.microsoft.com/office/drawing/2016/5/13/chartex" xmlns:cx8="http://schemas.microsoft.com/office/drawing/2016/5/14/chartex" xmlns:mc="http://schemas.openxmlformats.org/markup-compatibility/2006" xmlns:aink="http://schemas.microsoft.com/office/drawing/2016/ink" xmlns:am3d="http://schemas.microsoft.com/office/drawing/2017/model3d" xmlns:o="urn:schemas-microsoft-com:office:office" xmlns:oel="http://schemas.microsoft.com/office/2019/extlst" xmlns:r="http://schemas.openxmlformats.org/officeDocument/2006/relationships" xmlns:m="http://schemas.openxmlformats.org/officeDocument/2006/math" xmlns:v="urn:schemas-microsoft-com:vml" xmlns:wp14="http://schemas.microsoft.com/office/word/2010/wordprocessingDrawing" xmlns:wp="http://schemas.openxmlformats.org/drawingml/2006/wordprocessingDrawing" xmlns:w10="urn:schemas-microsoft-com:office:word" xmlns:w="http://schemas.openxmlformats.org/wordprocessingml/2006/main" xmlns:w14="http://schemas.microsoft.com/office/word/2010/wordml" xmlns:w15="http://schemas.microsoft.com/office/word/2012/wordml" xmlns:w16cex="http://schemas.microsoft.com/office/word/2018/wordml/cex" xmlns:w16cid="http://schemas.microsoft.com/office/word/2016/wordml/cid" xmlns:w16="http://schemas.microsoft.com/office/word/2018/wordml" xmlns:w16du="http://schemas.microsoft.com/office/word/2023/wordml/word16du" xmlns:w16sdtdh="http://schemas.microsoft.com/office/word/2020/wordml/sdtdatahash" xmlns:w16sdtfl="http://schemas.microsoft.com/office/word/2024/wordml/sdtformatlock" xmlns:w16se="http://schemas.microsoft.com/office/word/2015/wordml/symex" xmlns:wpg="http://schemas.microsoft.com/office/word/2010/wordprocessingGroup" xmlns:wpi="http://schemas.microsoft.com/office/word/2010/wordprocessingInk" xmlns:wne="http://schemas.microsoft.com/office/word/2006/wordml" xmlns:wps="http://schemas.microsoft.com/office/word/2010/wordprocessingShape" mc:Ignorable="w14 w15 w16se w16cid w16 w16cex w16sdtdh w16sdtfl w16du wp14">
   <w:p>
     <w:pPr>
@@ -5806,7 +5786,7 @@
 </w:hdr>
 </file>
 
-<file path=word/header3.xml><?xml version="1.0" encoding="utf-8"?>
+<file path=word/header2.xml><?xml version="1.0" encoding="utf-8"?>
 <w:hdr xmlns:wpc="http://schemas.microsoft.com/office/word/2010/wordprocessingCanvas" xmlns:cx="http://schemas.microsoft.com/office/drawing/2014/chartex" xmlns:cx1="http://schemas.microsoft.com/office/drawing/2015/9/8/chartex" xmlns:cx2="http://schemas.microsoft.com/office/drawing/2015/10/21/chartex" xmlns:cx3="http://schemas.microsoft.com/office/drawing/2016/5/9/chartex" xmlns:cx4="http://schemas.microsoft.com/office/drawing/2016/5/10/chartex" xmlns:cx5="http://schemas.microsoft.com/office/drawing/2016/5/11/chartex" xmlns:cx6="http://schemas.microsoft.com/office/drawing/2016/5/12/chartex" xmlns:cx7="http://schemas.microsoft.com/office/drawing/2016/5/13/chartex" xmlns:cx8="http://schemas.microsoft.com/office/drawing/2016/5/14/chartex" xmlns:mc="http://schemas.openxmlformats.org/markup-compatibility/2006" xmlns:aink="http://schemas.microsoft.com/office/drawing/2016/ink" xmlns:am3d="http://schemas.microsoft.com/office/drawing/2017/model3d" xmlns:o="urn:schemas-microsoft-com:office:office" xmlns:oel="http://schemas.microsoft.com/office/2019/extlst" xmlns:r="http://schemas.openxmlformats.org/officeDocument/2006/relationships" xmlns:m="http://schemas.openxmlformats.org/officeDocument/2006/math" xmlns:v="urn:schemas-microsoft-com:vml" xmlns:wp14="http://schemas.microsoft.com/office/word/2010/wordprocessingDrawing" xmlns:wp="http://schemas.openxmlformats.org/drawingml/2006/wordprocessingDrawing" xmlns:w10="urn:schemas-microsoft-com:office:word" xmlns:w="http://schemas.openxmlformats.org/wordprocessingml/2006/main" xmlns:w14="http://schemas.microsoft.com/office/word/2010/wordml" xmlns:w15="http://schemas.microsoft.com/office/word/2012/wordml" xmlns:w16cex="http://schemas.microsoft.com/office/word/2018/wordml/cex" xmlns:w16cid="http://schemas.microsoft.com/office/word/2016/wordml/cid" xmlns:w16="http://schemas.microsoft.com/office/word/2018/wordml" xmlns:w16du="http://schemas.microsoft.com/office/word/2023/wordml/word16du" xmlns:w16sdtdh="http://schemas.microsoft.com/office/word/2020/wordml/sdtdatahash" xmlns:w16sdtfl="http://schemas.microsoft.com/office/word/2024/wordml/sdtformatlock" xmlns:w16se="http://schemas.microsoft.com/office/word/2015/wordml/symex" xmlns:wpg="http://schemas.microsoft.com/office/word/2010/wordprocessingGroup" xmlns:wpi="http://schemas.microsoft.com/office/word/2010/wordprocessingInk" xmlns:wne="http://schemas.microsoft.com/office/word/2006/wordml" xmlns:wps="http://schemas.microsoft.com/office/word/2010/wordprocessingShape" mc:Ignorable="w14 w15 w16se w16cid w16 w16cex w16sdtdh w16sdtfl w16du wp14">
   <w:tbl>
     <w:tblPr>
